--- a/deliverables/video-8-slides/hit-final/Video_8_YouTube_Description_HIT.docx
+++ b/deliverables/video-8-slides/hit-final/Video_8_YouTube_Description_HIT.docx
@@ -219,7 +219,7 @@
           <w:i w:val="0"/>
           <w:sz w:val="22"/>
         </w:rPr>
-        <w:t>In this video, I show you how to separate three different problems before an industry move:</w:t>
+        <w:t>In this video, I use the three Cs of an industry change—Capability, Context and Credential—to separate three different problems before you move:</w:t>
       </w:r>
     </w:p>
     <w:p>
@@ -457,7 +457,7 @@
           <w:i w:val="0"/>
           <w:sz w:val="22"/>
         </w:rPr>
-        <w:t>02:18 Capability, Context and Credential</w:t>
+        <w:t>02:18 The 3 Cs: Capability, Context and Credential</w:t>
       </w:r>
     </w:p>
     <w:p>
@@ -471,7 +471,7 @@
           <w:i w:val="0"/>
           <w:sz w:val="22"/>
         </w:rPr>
-        <w:t>02:25 What Travels</w:t>
+        <w:t>02:30 What Travels</w:t>
       </w:r>
     </w:p>
     <w:p>
@@ -485,7 +485,7 @@
           <w:i w:val="0"/>
           <w:sz w:val="22"/>
         </w:rPr>
-        <w:t>03:12 What Must Be Relearned</w:t>
+        <w:t>03:18 What Must Be Relearned</w:t>
       </w:r>
     </w:p>
     <w:p>
@@ -499,7 +499,7 @@
           <w:i w:val="0"/>
           <w:sz w:val="22"/>
         </w:rPr>
-        <w:t>04:06 What Must Be Earned</w:t>
+        <w:t>04:12 What Must Be Earned</w:t>
       </w:r>
     </w:p>
     <w:p>
@@ -513,7 +513,7 @@
           <w:i w:val="0"/>
           <w:sz w:val="22"/>
         </w:rPr>
-        <w:t>04:53 Start From the Destination</w:t>
+        <w:t>04:58 Start From the Destination</w:t>
       </w:r>
     </w:p>
     <w:p>
@@ -527,7 +527,7 @@
           <w:i w:val="0"/>
           <w:sz w:val="22"/>
         </w:rPr>
-        <w:t>05:49 Translate, Do Not Recite</w:t>
+        <w:t>05:54 Translate, Do Not Recite</w:t>
       </w:r>
     </w:p>
     <w:p>
@@ -541,7 +541,7 @@
           <w:i w:val="0"/>
           <w:sz w:val="22"/>
         </w:rPr>
-        <w:t>06:48 Build Bridge Evidence</w:t>
+        <w:t>06:54 Build Bridge Evidence</w:t>
       </w:r>
     </w:p>
     <w:p>
@@ -555,7 +555,7 @@
           <w:i w:val="0"/>
           <w:sz w:val="22"/>
         </w:rPr>
-        <w:t>08:15 The Three-Column Test</w:t>
+        <w:t>08:20 The Three-Column Test</w:t>
       </w:r>
     </w:p>
     <w:p>
@@ -569,7 +569,7 @@
           <w:i w:val="0"/>
           <w:sz w:val="22"/>
         </w:rPr>
-        <w:t>09:47 Capability Formation Field Kit</w:t>
+        <w:t>09:55 Capability Formation Field Kit</w:t>
       </w:r>
     </w:p>
     <w:p>
@@ -583,7 +583,7 @@
           <w:i w:val="0"/>
           <w:sz w:val="22"/>
         </w:rPr>
-        <w:t>10:23 What to Do Before a Layoff Happens</w:t>
+        <w:t>10:31 What to Do Before a Layoff Happens</w:t>
       </w:r>
     </w:p>
     <w:p>
@@ -915,7 +915,7 @@
           <w:i w:val="0"/>
           <w:sz w:val="22"/>
         </w:rPr>
-        <w:t>02:18 Capability, Context and Credential</w:t>
+        <w:t>02:18 The 3 Cs: Capability, Context and Credential</w:t>
       </w:r>
     </w:p>
     <w:p>
@@ -929,7 +929,7 @@
           <w:i w:val="0"/>
           <w:sz w:val="22"/>
         </w:rPr>
-        <w:t>02:25 What Travels</w:t>
+        <w:t>02:30 What Travels</w:t>
       </w:r>
     </w:p>
     <w:p>
@@ -943,7 +943,7 @@
           <w:i w:val="0"/>
           <w:sz w:val="22"/>
         </w:rPr>
-        <w:t>03:12 What Must Be Relearned</w:t>
+        <w:t>03:18 What Must Be Relearned</w:t>
       </w:r>
     </w:p>
     <w:p>
@@ -957,7 +957,7 @@
           <w:i w:val="0"/>
           <w:sz w:val="22"/>
         </w:rPr>
-        <w:t>04:06 What Must Be Earned</w:t>
+        <w:t>04:12 What Must Be Earned</w:t>
       </w:r>
     </w:p>
     <w:p>
@@ -971,7 +971,7 @@
           <w:i w:val="0"/>
           <w:sz w:val="22"/>
         </w:rPr>
-        <w:t>04:53 Start From the Destination</w:t>
+        <w:t>04:58 Start From the Destination</w:t>
       </w:r>
     </w:p>
     <w:p>
@@ -985,7 +985,7 @@
           <w:i w:val="0"/>
           <w:sz w:val="22"/>
         </w:rPr>
-        <w:t>05:49 Translate, Do Not Recite</w:t>
+        <w:t>05:54 Translate, Do Not Recite</w:t>
       </w:r>
     </w:p>
     <w:p>
@@ -999,7 +999,7 @@
           <w:i w:val="0"/>
           <w:sz w:val="22"/>
         </w:rPr>
-        <w:t>06:48 Build Bridge Evidence</w:t>
+        <w:t>06:54 Build Bridge Evidence</w:t>
       </w:r>
     </w:p>
     <w:p>
@@ -1013,7 +1013,7 @@
           <w:i w:val="0"/>
           <w:sz w:val="22"/>
         </w:rPr>
-        <w:t>08:15 The Three-Column Test</w:t>
+        <w:t>08:20 The Three-Column Test</w:t>
       </w:r>
     </w:p>
     <w:p>
@@ -1027,7 +1027,7 @@
           <w:i w:val="0"/>
           <w:sz w:val="22"/>
         </w:rPr>
-        <w:t>09:47 Capability Formation Field Kit</w:t>
+        <w:t>09:55 Capability Formation Field Kit</w:t>
       </w:r>
     </w:p>
     <w:p>
@@ -1041,7 +1041,7 @@
           <w:i w:val="0"/>
           <w:sz w:val="22"/>
         </w:rPr>
-        <w:t>10:23 What to Do Before a Layoff Happens</w:t>
+        <w:t>10:31 What to Do Before a Layoff Happens</w:t>
       </w:r>
     </w:p>
     <w:p>
@@ -1071,7 +1071,7 @@
           <w:i w:val="0"/>
           <w:sz w:val="22"/>
         </w:rPr>
-        <w:t>If you were changing industries tomorrow, which column would be hardest for you?</w:t>
+        <w:t>Which of the three Cs is the biggest gap in the industry you want to enter?</w:t>
       </w:r>
     </w:p>
     <w:p>
@@ -1085,7 +1085,7 @@
           <w:i w:val="0"/>
           <w:sz w:val="22"/>
         </w:rPr>
-        <w:t>1. What travels</w:t>
+        <w:t>1. Capability — what travels</w:t>
       </w:r>
     </w:p>
     <w:p>
@@ -1099,7 +1099,7 @@
           <w:i w:val="0"/>
           <w:sz w:val="22"/>
         </w:rPr>
-        <w:t>2. What changes</w:t>
+        <w:t>2. Context — what changes</w:t>
       </w:r>
     </w:p>
     <w:p>
@@ -1113,7 +1113,7 @@
           <w:i w:val="0"/>
           <w:sz w:val="22"/>
         </w:rPr>
-        <w:t>3. What I must earn</w:t>
+        <w:t>3. Credential — what I must earn</w:t>
       </w:r>
     </w:p>
     <w:p>

--- a/deliverables/video-8-slides/hit-final/Video_8_YouTube_Description_HIT.docx
+++ b/deliverables/video-8-slides/hit-final/Video_8_YouTube_Description_HIT.docx
@@ -192,6 +192,20 @@
           <w:sz w:val="22"/>
         </w:rPr>
         <w:t>COPY-READY YOUTUBE DESCRIPTION — BEGIN</w:t>
+      </w:r>
+    </w:p>
+    <w:p>
+      <w:pPr>
+        <w:spacing w:before="0" w:after="112" w:line="283" w:lineRule="auto"/>
+        <w:keepLines w:val="1"/>
+      </w:pPr>
+      <w:r>
+        <w:rPr>
+          <w:b w:val="0"/>
+          <w:i w:val="0"/>
+          <w:sz w:val="22"/>
+        </w:rPr>
+        <w:t>You open a job description in another industry and see the same line: direct industry experience required. Sometimes that points at something real. Sometimes it is shorthand for risk. This video helps you tell the difference.</w:t>
       </w:r>
     </w:p>
     <w:p>
@@ -429,7 +443,7 @@
           <w:i w:val="0"/>
           <w:sz w:val="22"/>
         </w:rPr>
-        <w:t>00:00 New Industry Does Not Mean Starting Over</w:t>
+        <w:t>00:00 When the Job Says Direct Industry Experience Required</w:t>
       </w:r>
     </w:p>
     <w:p>
@@ -443,7 +457,7 @@
           <w:i w:val="0"/>
           <w:sz w:val="22"/>
         </w:rPr>
-        <w:t>01:27 What Actually Changes</w:t>
+        <w:t>01:45 What Actually Changes</w:t>
       </w:r>
     </w:p>
     <w:p>
@@ -457,7 +471,7 @@
           <w:i w:val="0"/>
           <w:sz w:val="22"/>
         </w:rPr>
-        <w:t>02:18 The 3 Cs: Capability, Context and Credential</w:t>
+        <w:t>02:36 The 3 Cs: Capability, Context and Credential</w:t>
       </w:r>
     </w:p>
     <w:p>
@@ -471,7 +485,7 @@
           <w:i w:val="0"/>
           <w:sz w:val="22"/>
         </w:rPr>
-        <w:t>02:30 What Travels</w:t>
+        <w:t>02:48 What Travels</w:t>
       </w:r>
     </w:p>
     <w:p>
@@ -485,7 +499,7 @@
           <w:i w:val="0"/>
           <w:sz w:val="22"/>
         </w:rPr>
-        <w:t>03:18 What Must Be Relearned</w:t>
+        <w:t>03:36 What Must Be Relearned</w:t>
       </w:r>
     </w:p>
     <w:p>
@@ -499,7 +513,7 @@
           <w:i w:val="0"/>
           <w:sz w:val="22"/>
         </w:rPr>
-        <w:t>04:12 What Must Be Earned</w:t>
+        <w:t>04:29 What Must Be Earned</w:t>
       </w:r>
     </w:p>
     <w:p>
@@ -513,7 +527,7 @@
           <w:i w:val="0"/>
           <w:sz w:val="22"/>
         </w:rPr>
-        <w:t>04:58 Start From the Destination</w:t>
+        <w:t>06:08 Start From the Destination</w:t>
       </w:r>
     </w:p>
     <w:p>
@@ -527,7 +541,7 @@
           <w:i w:val="0"/>
           <w:sz w:val="22"/>
         </w:rPr>
-        <w:t>05:54 Translate, Do Not Recite</w:t>
+        <w:t>07:04 Translate, Do Not Recite</w:t>
       </w:r>
     </w:p>
     <w:p>
@@ -541,7 +555,7 @@
           <w:i w:val="0"/>
           <w:sz w:val="22"/>
         </w:rPr>
-        <w:t>06:54 Build Bridge Evidence</w:t>
+        <w:t>08:03 Build Bridge Evidence</w:t>
       </w:r>
     </w:p>
     <w:p>
@@ -555,7 +569,7 @@
           <w:i w:val="0"/>
           <w:sz w:val="22"/>
         </w:rPr>
-        <w:t>08:20 The Three-Column Test</w:t>
+        <w:t>10:06 The Three-Column Test</w:t>
       </w:r>
     </w:p>
     <w:p>
@@ -569,7 +583,7 @@
           <w:i w:val="0"/>
           <w:sz w:val="22"/>
         </w:rPr>
-        <w:t>09:55 Capability Formation Field Kit</w:t>
+        <w:t>11:56 Capability Formation Field Kit</w:t>
       </w:r>
     </w:p>
     <w:p>
@@ -583,7 +597,7 @@
           <w:i w:val="0"/>
           <w:sz w:val="22"/>
         </w:rPr>
-        <w:t>10:31 What to Do Before a Layoff Happens</w:t>
+        <w:t>12:32 What to Do Before a Layoff Happens</w:t>
       </w:r>
     </w:p>
     <w:p>
@@ -887,7 +901,7 @@
           <w:i w:val="0"/>
           <w:sz w:val="22"/>
         </w:rPr>
-        <w:t>00:00 New Industry Does Not Mean Starting Over</w:t>
+        <w:t>00:00 When the Job Says Direct Industry Experience Required</w:t>
       </w:r>
     </w:p>
     <w:p>
@@ -901,7 +915,7 @@
           <w:i w:val="0"/>
           <w:sz w:val="22"/>
         </w:rPr>
-        <w:t>01:27 What Actually Changes</w:t>
+        <w:t>01:45 What Actually Changes</w:t>
       </w:r>
     </w:p>
     <w:p>
@@ -915,7 +929,7 @@
           <w:i w:val="0"/>
           <w:sz w:val="22"/>
         </w:rPr>
-        <w:t>02:18 The 3 Cs: Capability, Context and Credential</w:t>
+        <w:t>02:36 The 3 Cs: Capability, Context and Credential</w:t>
       </w:r>
     </w:p>
     <w:p>
@@ -929,7 +943,7 @@
           <w:i w:val="0"/>
           <w:sz w:val="22"/>
         </w:rPr>
-        <w:t>02:30 What Travels</w:t>
+        <w:t>02:48 What Travels</w:t>
       </w:r>
     </w:p>
     <w:p>
@@ -943,7 +957,7 @@
           <w:i w:val="0"/>
           <w:sz w:val="22"/>
         </w:rPr>
-        <w:t>03:18 What Must Be Relearned</w:t>
+        <w:t>03:36 What Must Be Relearned</w:t>
       </w:r>
     </w:p>
     <w:p>
@@ -957,7 +971,7 @@
           <w:i w:val="0"/>
           <w:sz w:val="22"/>
         </w:rPr>
-        <w:t>04:12 What Must Be Earned</w:t>
+        <w:t>04:29 What Must Be Earned</w:t>
       </w:r>
     </w:p>
     <w:p>
@@ -971,7 +985,7 @@
           <w:i w:val="0"/>
           <w:sz w:val="22"/>
         </w:rPr>
-        <w:t>04:58 Start From the Destination</w:t>
+        <w:t>06:08 Start From the Destination</w:t>
       </w:r>
     </w:p>
     <w:p>
@@ -985,7 +999,7 @@
           <w:i w:val="0"/>
           <w:sz w:val="22"/>
         </w:rPr>
-        <w:t>05:54 Translate, Do Not Recite</w:t>
+        <w:t>07:04 Translate, Do Not Recite</w:t>
       </w:r>
     </w:p>
     <w:p>
@@ -999,7 +1013,7 @@
           <w:i w:val="0"/>
           <w:sz w:val="22"/>
         </w:rPr>
-        <w:t>06:54 Build Bridge Evidence</w:t>
+        <w:t>08:03 Build Bridge Evidence</w:t>
       </w:r>
     </w:p>
     <w:p>
@@ -1013,7 +1027,7 @@
           <w:i w:val="0"/>
           <w:sz w:val="22"/>
         </w:rPr>
-        <w:t>08:20 The Three-Column Test</w:t>
+        <w:t>10:06 The Three-Column Test</w:t>
       </w:r>
     </w:p>
     <w:p>
@@ -1027,7 +1041,7 @@
           <w:i w:val="0"/>
           <w:sz w:val="22"/>
         </w:rPr>
-        <w:t>09:55 Capability Formation Field Kit</w:t>
+        <w:t>11:56 Capability Formation Field Kit</w:t>
       </w:r>
     </w:p>
     <w:p>
@@ -1041,7 +1055,7 @@
           <w:i w:val="0"/>
           <w:sz w:val="22"/>
         </w:rPr>
-        <w:t>10:31 What to Do Before a Layoff Happens</w:t>
+        <w:t>12:32 What to Do Before a Layoff Happens</w:t>
       </w:r>
     </w:p>
     <w:p>

--- a/deliverables/video-8-slides/hit-final/Video_8_YouTube_Description_HIT.docx
+++ b/deliverables/video-8-slides/hit-final/Video_8_YouTube_Description_HIT.docx
@@ -1258,7 +1258,7 @@
           <w:i w:val="0"/>
           <w:sz w:val="21"/>
         </w:rPr>
-        <w:t>how to switch industries without starting over, how to switch industries, change industries, career change, how to change careers without starting over, transferable skills, career transition, new industry, career portability, experienced professionals, career change after 40, capability formation, Temidayo Afonja</w:t>
+        <w:t>how to switch industries without starting over, how to switch industries, change industries, career change, how to change careers without starting over, transferable skills, career transition, new industry, career portability, experienced professionals, capability formation, Temidayo Afonja</w:t>
       </w:r>
     </w:p>
     <w:sectPr>
